--- a/BACKUP&RECOVERY/12장/12장_실습문제_추가서술형_정답.docx
+++ b/BACKUP&RECOVERY/12장/12장_실습문제_추가서술형_정답.docx
@@ -4603,7 +4603,7 @@
           <w:rFonts w:ascii="Consolas" w:hAnsi="Consolas" w:eastAsia="Consolas"/>
           <w:sz w:val="19"/>
         </w:rPr>
-        <w:t>[oracle@oel7v9r1 ~]$ ls /u02/oradata/ORCL/*.dbf 2&gt;/dev/null | wc -l</w:t>
+        <w:t>[oracle@oel7v9r1 ~]$ ls /u01/app/oracle/oradata/orcl/*.dbf 2&gt;/dev/null | wc -l</w:t>
       </w:r>
     </w:p>
     <w:p>
@@ -4616,21 +4616,21 @@
           <w:rFonts w:ascii="Consolas" w:hAnsi="Consolas" w:eastAsia="Consolas"/>
           <w:sz w:val="19"/>
         </w:rPr>
-        <w:t>[oracle@oel7v9r1 ~]$ ls /u01/app/oracle/oradata/ORCL/*.ctl \</w:t>
-      </w:r>
-    </w:p>
-    <w:p>
-      <w:pPr>
-        <w:spacing w:after="40" w:line="312" w:lineRule="auto"/>
-        <w:ind w:left="360"/>
-      </w:pPr>
-      <w:r>
-        <w:rPr>
-          <w:rFonts w:ascii="맑은 고딕" w:hAnsi="맑은 고딕" w:eastAsia="맑은 고딕"/>
-          <w:b w:val="0"/>
-          <w:sz w:val="21"/>
-        </w:rPr>
-        <w:t>&gt;   /u02/oradata/ORCL/*.ctl 2&gt;/dev/null | wc -l</w:t>
+        <w:t>[oracle@oel7v9r1 ~]$ ls /u01/app/oracle/oradata/orcl/*.ctl \</w:t>
+      </w:r>
+    </w:p>
+    <w:p>
+      <w:pPr>
+        <w:spacing w:after="40" w:line="312" w:lineRule="auto"/>
+        <w:ind w:left="360"/>
+      </w:pPr>
+      <w:r>
+        <w:rPr>
+          <w:rFonts w:ascii="맑은 고딕" w:hAnsi="맑은 고딕" w:eastAsia="맑은 고딕"/>
+          <w:b w:val="0"/>
+          <w:sz w:val="21"/>
+        </w:rPr>
+        <w:t>&gt;   /u02/oradata/orcl/*.ctl 2&gt;/dev/null | wc -l</w:t>
       </w:r>
     </w:p>
     <w:p>
@@ -4643,21 +4643,21 @@
           <w:rFonts w:ascii="Consolas" w:hAnsi="Consolas" w:eastAsia="Consolas"/>
           <w:sz w:val="19"/>
         </w:rPr>
-        <w:t>[oracle@oel7v9r1 ~]$ ls /u01/app/oracle/oradata/ORCL/*.log \</w:t>
-      </w:r>
-    </w:p>
-    <w:p>
-      <w:pPr>
-        <w:spacing w:after="40" w:line="312" w:lineRule="auto"/>
-        <w:ind w:left="360"/>
-      </w:pPr>
-      <w:r>
-        <w:rPr>
-          <w:rFonts w:ascii="맑은 고딕" w:hAnsi="맑은 고딕" w:eastAsia="맑은 고딕"/>
-          <w:b w:val="0"/>
-          <w:sz w:val="21"/>
-        </w:rPr>
-        <w:t>&gt;   /u02/oradata/ORCL/*.log 2&gt;/dev/null | wc -l</w:t>
+        <w:t>[oracle@oel7v9r1 ~]$ ls /u01/app/oracle/oradata/orcl/*.log \</w:t>
+      </w:r>
+    </w:p>
+    <w:p>
+      <w:pPr>
+        <w:spacing w:after="40" w:line="312" w:lineRule="auto"/>
+        <w:ind w:left="360"/>
+      </w:pPr>
+      <w:r>
+        <w:rPr>
+          <w:rFonts w:ascii="맑은 고딕" w:hAnsi="맑은 고딕" w:eastAsia="맑은 고딕"/>
+          <w:b w:val="0"/>
+          <w:sz w:val="21"/>
+        </w:rPr>
+        <w:t>&gt;   /u02/oradata/orcl/*.log 2&gt;/dev/null | wc -l</w:t>
       </w:r>
     </w:p>
     <w:p>
@@ -4670,7 +4670,7 @@
           <w:rFonts w:ascii="Consolas" w:hAnsi="Consolas" w:eastAsia="Consolas"/>
           <w:sz w:val="19"/>
         </w:rPr>
-        <w:t>[oracle@oel7v9r1 ~]$ ls /u02/arch1/*.dbf 2&gt;/dev/null | wc -l</w:t>
+        <w:t>[oracle@oel7v9r1 ~]$ ls /home/oracle/arch1/*.dbf 2&gt;/dev/null | wc -l</w:t>
       </w:r>
     </w:p>
     <w:p>
@@ -4776,7 +4776,7 @@
           <w:rFonts w:ascii="Consolas" w:hAnsi="Consolas" w:eastAsia="Consolas"/>
           <w:sz w:val="19"/>
         </w:rPr>
-        <w:t>[oracle@oel7v9r1 ~]$ cp -p /u02/oradata/ORCL/*.dbf $D/ 2&gt;/dev/null</w:t>
+        <w:t>[oracle@oel7v9r1 ~]$ cp -p /u01/app/oracle/oradata/orcl/*.dbf $D/ 2&gt;/dev/null</w:t>
       </w:r>
     </w:p>
     <w:p>
@@ -4789,7 +4789,7 @@
           <w:rFonts w:ascii="Consolas" w:hAnsi="Consolas" w:eastAsia="Consolas"/>
           <w:sz w:val="19"/>
         </w:rPr>
-        <w:t>[oracle@oel7v9r1 ~]$ cp -p /u01/app/oracle/oradata/ORCL/*.log $D/ 2&gt;/dev/null</w:t>
+        <w:t>[oracle@oel7v9r1 ~]$ cp -p /u01/app/oracle/oradata/orcl/*.log $D/ 2&gt;/dev/null</w:t>
       </w:r>
     </w:p>
     <w:p>
@@ -4802,7 +4802,7 @@
           <w:rFonts w:ascii="Consolas" w:hAnsi="Consolas" w:eastAsia="Consolas"/>
           <w:sz w:val="19"/>
         </w:rPr>
-        <w:t>[oracle@oel7v9r1 ~]$ cp -p /u01/app/oracle/oradata/ORCL/*.ctl $D/ 2&gt;/dev/null</w:t>
+        <w:t>[oracle@oel7v9r1 ~]$ cp -p /u01/app/oracle/oradata/orcl/*.ctl $D/ 2&gt;/dev/null</w:t>
       </w:r>
     </w:p>
     <w:p>
@@ -5016,7 +5016,7 @@
           <w:rFonts w:ascii="Consolas" w:hAnsi="Consolas" w:eastAsia="Consolas"/>
           <w:sz w:val="19"/>
         </w:rPr>
-        <w:t xml:space="preserve">                 /u01/app/oracle/oradata/ORCL/control01.ctl</w:t>
+        <w:t xml:space="preserve">                 /u01/app/oracle/oradata/orcl/control01.ctl</w:t>
       </w:r>
     </w:p>
     <w:p>
@@ -5042,7 +5042,7 @@
           <w:rFonts w:ascii="Consolas" w:hAnsi="Consolas" w:eastAsia="Consolas"/>
           <w:sz w:val="19"/>
         </w:rPr>
-        <w:t xml:space="preserve">                 /u01/app/oracle/oradata/ORCL/control02.ctl</w:t>
+        <w:t xml:space="preserve">                 /u01/app/oracle/oradata/orcl/control02.ctl</w:t>
       </w:r>
     </w:p>
     <w:p>
@@ -5055,7 +5055,7 @@
           <w:rFonts w:ascii="Consolas" w:hAnsi="Consolas" w:eastAsia="Consolas"/>
           <w:sz w:val="19"/>
         </w:rPr>
-        <w:t>SYS@orcl&gt; !cp -p /home/oracle/backup/control_ch12.bkp /u02/oradata/ORCL/control03.ctl</w:t>
+        <w:t>SYS@orcl&gt; !cp -p /home/oracle/backup/control_ch12.bkp /u02/oradata/orcl/control03.ctl</w:t>
       </w:r>
     </w:p>
     <w:p>
@@ -5187,7 +5187,7 @@
           <w:rFonts w:ascii="Consolas" w:hAnsi="Consolas" w:eastAsia="Consolas"/>
           <w:sz w:val="19"/>
         </w:rPr>
-        <w:t>SYS@orcl&gt; !ls /u02/oradata/ORCL/*.dbf | wc -l</w:t>
+        <w:t>SYS@orcl&gt; !ls /u01/app/oracle/oradata/orcl/*.dbf | wc -l</w:t>
       </w:r>
     </w:p>
     <w:p>
@@ -5200,7 +5200,7 @@
           <w:rFonts w:ascii="Consolas" w:hAnsi="Consolas" w:eastAsia="Consolas"/>
           <w:sz w:val="19"/>
         </w:rPr>
-        <w:t>SYS@orcl&gt; !cp -p /home/oracle/backup/ch12/*.dbf /u02/oradata/ORCL/</w:t>
+        <w:t>SYS@orcl&gt; !cp -p /home/oracle/backup/ch12/*.dbf /u02/oradata/orcl/</w:t>
       </w:r>
     </w:p>
     <w:p>
@@ -5494,7 +5494,7 @@
           <w:rFonts w:ascii="Consolas" w:hAnsi="Consolas" w:eastAsia="Consolas"/>
           <w:sz w:val="19"/>
         </w:rPr>
-        <w:t>[oracle@oel7v9r1 ~]$ ls /u01/app/oracle/oradata/ORCL/*.log 2&gt;/dev/null | wc -l</w:t>
+        <w:t>[oracle@oel7v9r1 ~]$ ls /u01/app/oracle/oradata/orcl/*.log 2&gt;/dev/null | wc -l</w:t>
       </w:r>
     </w:p>
     <w:p>
@@ -5548,7 +5548,7 @@
           <w:rFonts w:ascii="Consolas" w:hAnsi="Consolas" w:eastAsia="Consolas"/>
           <w:sz w:val="19"/>
         </w:rPr>
-        <w:t>[oracle@oel7v9r1 ~]$ ls /u02/oradata/ORCL/*.dbf | grep -v temp | wc -l</w:t>
+        <w:t>[oracle@oel7v9r1 ~]$ ls /u01/app/oracle/oradata/orcl/*.dbf | grep -v temp | wc -l</w:t>
       </w:r>
     </w:p>
     <w:p>
@@ -5760,7 +5760,7 @@
           <w:rFonts w:ascii="Consolas" w:hAnsi="Consolas" w:eastAsia="Consolas"/>
           <w:sz w:val="19"/>
         </w:rPr>
-        <w:t xml:space="preserve">  2    '/u02/oradata/ORCL/temp01.dbf' SIZE 60M REUSE;</w:t>
+        <w:t xml:space="preserve">  2    '/u01/app/oracle/oradata/orcl/temp01.dbf' SIZE 60M REUSE;</w:t>
       </w:r>
     </w:p>
     <w:p>
@@ -5961,7 +5961,7 @@
           <w:rFonts w:ascii="Consolas" w:hAnsi="Consolas" w:eastAsia="Consolas"/>
           <w:sz w:val="19"/>
         </w:rPr>
-        <w:t>SYS@orcl&gt; !cp -p /home/oracle/backup/ch12/*.dbf /u02/oradata/ORCL/</w:t>
+        <w:t>SYS@orcl&gt; !cp -p /home/oracle/backup/ch12/*.dbf /u02/oradata/orcl/</w:t>
       </w:r>
     </w:p>
     <w:p>
@@ -6264,7 +6264,7 @@
           <w:rFonts w:ascii="Consolas" w:hAnsi="Consolas" w:eastAsia="Consolas"/>
           <w:sz w:val="19"/>
         </w:rPr>
-        <w:t xml:space="preserve">  2    '/u02/oradata/ORCL/temp01.dbf' SIZE 60M REUSE;</w:t>
+        <w:t xml:space="preserve">  2    '/u01/app/oracle/oradata/orcl/temp01.dbf' SIZE 60M REUSE;</w:t>
       </w:r>
     </w:p>
     <w:p>
@@ -6439,7 +6439,7 @@
           <w:rFonts w:ascii="Consolas" w:hAnsi="Consolas" w:eastAsia="Consolas"/>
           <w:sz w:val="19"/>
         </w:rPr>
-        <w:t>SYS@orcl&gt; !cp -p /home/oracle/backup/cold12/*.dbf /u02/oradata/ORCL/</w:t>
+        <w:t>SYS@orcl&gt; !cp -p /home/oracle/backup/cold12/*.dbf /u02/oradata/orcl/</w:t>
       </w:r>
     </w:p>
     <w:p>
@@ -6478,7 +6478,7 @@
           <w:rFonts w:ascii="Consolas" w:hAnsi="Consolas" w:eastAsia="Consolas"/>
           <w:sz w:val="19"/>
         </w:rPr>
-        <w:t xml:space="preserve">                 /u01/app/oracle/oradata/ORCL/</w:t>
+        <w:t xml:space="preserve">                 /u01/app/oracle/oradata/orcl/</w:t>
       </w:r>
     </w:p>
     <w:p>
@@ -6491,7 +6491,7 @@
           <w:rFonts w:ascii="Consolas" w:hAnsi="Consolas" w:eastAsia="Consolas"/>
           <w:sz w:val="19"/>
         </w:rPr>
-        <w:t>SYS@orcl&gt; !cp -p /home/oracle/backup/cold12/control03.ctl /u02/oradata/ORCL/</w:t>
+        <w:t>SYS@orcl&gt; !cp -p /home/oracle/backup/cold12/control03.ctl /u02/oradata/orcl/</w:t>
       </w:r>
     </w:p>
     <w:p>
@@ -6543,7 +6543,7 @@
           <w:rFonts w:ascii="Consolas" w:hAnsi="Consolas" w:eastAsia="Consolas"/>
           <w:sz w:val="19"/>
         </w:rPr>
-        <w:t xml:space="preserve">                 /u01/app/oracle/oradata/ORCL/</w:t>
+        <w:t xml:space="preserve">                 /u01/app/oracle/oradata/orcl/</w:t>
       </w:r>
     </w:p>
     <w:p>
@@ -6582,7 +6582,7 @@
           <w:rFonts w:ascii="Consolas" w:hAnsi="Consolas" w:eastAsia="Consolas"/>
           <w:sz w:val="19"/>
         </w:rPr>
-        <w:t xml:space="preserve">                 /home/oracle/backup/cold12/redo04b.log /u02/oradata/ORCL/</w:t>
+        <w:t xml:space="preserve">                 /home/oracle/backup/cold12/redo04b.log /u02/oradata/orcl/</w:t>
       </w:r>
     </w:p>
     <w:p>
@@ -7021,7 +7021,7 @@
           <w:rFonts w:ascii="Consolas" w:hAnsi="Consolas" w:eastAsia="Consolas"/>
           <w:sz w:val="19"/>
         </w:rPr>
-        <w:t xml:space="preserve">  2    '/u02/oradata/ORCL/temp01.dbf' SIZE 60M REUSE;</w:t>
+        <w:t xml:space="preserve">  2    '/u01/app/oracle/oradata/orcl/temp01.dbf' SIZE 60M REUSE;</w:t>
       </w:r>
     </w:p>
     <w:p>
@@ -7192,7 +7192,7 @@
           <w:rFonts w:ascii="Consolas" w:hAnsi="Consolas" w:eastAsia="Consolas"/>
           <w:sz w:val="19"/>
         </w:rPr>
-        <w:t>SYS@orcl&gt; !cp -p /u02/oradata/ORCL/*.dbf /home/oracle/backup/after_recover/</w:t>
+        <w:t>SYS@orcl&gt; !cp -p /u01/app/oracle/oradata/orcl/*.dbf /home/oracle/backup/after_recover/</w:t>
       </w:r>
     </w:p>
     <w:p>
